--- a/src/Tests/Inputs/complex_tables/input.docx
+++ b/src/Tests/Inputs/complex_tables/input.docx
@@ -35,7 +35,7 @@
     </w:p>
     <w:tbl>
       <w:tblPr>
-        <w:tblW w:type="auto" w:w="100"/>
+        <w:tblW w:w="100" w:type="auto"/>
         <w:tblBorders>
           <w:top w:val="single" w:color="auto" w:sz="4"/>
           <w:left w:val="single" w:color="auto" w:sz="4"/>
@@ -45,10 +45,10 @@
           <w:insideV w:val="single" w:color="auto" w:sz="4"/>
         </w:tblBorders>
         <w:tblCellMar>
-          <w:top w:type="dxa" w:w="100"/>
-          <w:left w:type="dxa" w:w="180"/>
-          <w:bottom w:type="dxa" w:w="100"/>
-          <w:right w:type="dxa" w:w="180"/>
+          <w:top w:w="100" w:type="dxa"/>
+          <w:left w:w="180" w:type="dxa"/>
+          <w:bottom w:w="100" w:type="dxa"/>
+          <w:right w:w="180" w:type="dxa"/>
         </w:tblCellMar>
       </w:tblPr>
       <w:tblGrid>
@@ -59,7 +59,7 @@
       <w:tr>
         <w:tc>
           <w:tcPr>
-            <w:tcW w:type="dxa" w:w="9360"/>
+            <w:tcW w:w="9360" w:type="dxa"/>
             <w:gridSpan w:val="3"/>
             <w:tcBorders>
               <w:top w:val="single" w:color="000000" w:sz="6"/>
@@ -67,7 +67,7 @@
               <w:bottom w:val="single" w:color="000000" w:sz="6"/>
               <w:right w:val="single" w:color="000000" w:sz="6"/>
             </w:tcBorders>
-            <w:shd w:fill="FFC000" w:val="clear"/>
+            <w:shd w:val="clear" w:fill="FFC000"/>
             <w:vAlign w:val="center"/>
           </w:tcPr>
           <w:p>
@@ -89,14 +89,14 @@
       <w:tr>
         <w:tc>
           <w:tcPr>
-            <w:tcW w:type="dxa" w:w="3120"/>
-            <w:tcBorders>
-              <w:top w:val="single" w:color="000000" w:sz="6"/>
-              <w:left w:val="single" w:color="000000" w:sz="6"/>
-              <w:bottom w:val="single" w:color="000000" w:sz="6"/>
-              <w:right w:val="single" w:color="000000" w:sz="6"/>
-            </w:tcBorders>
-            <w:shd w:fill="4472C4" w:val="clear"/>
+            <w:tcW w:w="3120" w:type="dxa"/>
+            <w:tcBorders>
+              <w:top w:val="single" w:color="000000" w:sz="6"/>
+              <w:left w:val="single" w:color="000000" w:sz="6"/>
+              <w:bottom w:val="single" w:color="000000" w:sz="6"/>
+              <w:right w:val="single" w:color="000000" w:sz="6"/>
+            </w:tcBorders>
+            <w:shd w:val="clear" w:fill="4472C4"/>
             <w:vAlign w:val="center"/>
           </w:tcPr>
           <w:p>
@@ -117,14 +117,14 @@
         </w:tc>
         <w:tc>
           <w:tcPr>
-            <w:tcW w:type="dxa" w:w="3120"/>
-            <w:tcBorders>
-              <w:top w:val="single" w:color="000000" w:sz="6"/>
-              <w:left w:val="single" w:color="000000" w:sz="6"/>
-              <w:bottom w:val="single" w:color="000000" w:sz="6"/>
-              <w:right w:val="single" w:color="000000" w:sz="6"/>
-            </w:tcBorders>
-            <w:shd w:fill="4472C4" w:val="clear"/>
+            <w:tcW w:w="3120" w:type="dxa"/>
+            <w:tcBorders>
+              <w:top w:val="single" w:color="000000" w:sz="6"/>
+              <w:left w:val="single" w:color="000000" w:sz="6"/>
+              <w:bottom w:val="single" w:color="000000" w:sz="6"/>
+              <w:right w:val="single" w:color="000000" w:sz="6"/>
+            </w:tcBorders>
+            <w:shd w:val="clear" w:fill="4472C4"/>
             <w:vAlign w:val="center"/>
           </w:tcPr>
           <w:p>
@@ -145,14 +145,14 @@
         </w:tc>
         <w:tc>
           <w:tcPr>
-            <w:tcW w:type="dxa" w:w="3120"/>
-            <w:tcBorders>
-              <w:top w:val="single" w:color="000000" w:sz="6"/>
-              <w:left w:val="single" w:color="000000" w:sz="6"/>
-              <w:bottom w:val="single" w:color="000000" w:sz="6"/>
-              <w:right w:val="single" w:color="000000" w:sz="6"/>
-            </w:tcBorders>
-            <w:shd w:fill="4472C4" w:val="clear"/>
+            <w:tcW w:w="3120" w:type="dxa"/>
+            <w:tcBorders>
+              <w:top w:val="single" w:color="000000" w:sz="6"/>
+              <w:left w:val="single" w:color="000000" w:sz="6"/>
+              <w:bottom w:val="single" w:color="000000" w:sz="6"/>
+              <w:right w:val="single" w:color="000000" w:sz="6"/>
+            </w:tcBorders>
+            <w:shd w:val="clear" w:fill="4472C4"/>
             <w:vAlign w:val="center"/>
           </w:tcPr>
           <w:p>
@@ -175,7 +175,7 @@
       <w:tr>
         <w:tc>
           <w:tcPr>
-            <w:tcW w:type="dxa" w:w="3120"/>
+            <w:tcW w:w="3120" w:type="dxa"/>
             <w:tcBorders>
               <w:top w:val="single" w:color="000000" w:sz="6"/>
               <w:left w:val="single" w:color="000000" w:sz="6"/>
@@ -199,7 +199,7 @@
         </w:tc>
         <w:tc>
           <w:tcPr>
-            <w:tcW w:type="dxa" w:w="3120"/>
+            <w:tcW w:w="3120" w:type="dxa"/>
             <w:tcBorders>
               <w:top w:val="single" w:color="000000" w:sz="6"/>
               <w:left w:val="single" w:color="000000" w:sz="6"/>
@@ -223,7 +223,7 @@
         </w:tc>
         <w:tc>
           <w:tcPr>
-            <w:tcW w:type="dxa" w:w="3120"/>
+            <w:tcW w:w="3120" w:type="dxa"/>
             <w:tcBorders>
               <w:top w:val="single" w:color="000000" w:sz="6"/>
               <w:left w:val="single" w:color="000000" w:sz="6"/>
@@ -249,7 +249,7 @@
       <w:tr>
         <w:tc>
           <w:tcPr>
-            <w:tcW w:type="dxa" w:w="6240"/>
+            <w:tcW w:w="6240" w:type="dxa"/>
             <w:gridSpan w:val="2"/>
             <w:tcBorders>
               <w:top w:val="single" w:color="000000" w:sz="6"/>
@@ -257,7 +257,7 @@
               <w:bottom w:val="single" w:color="000000" w:sz="6"/>
               <w:right w:val="single" w:color="000000" w:sz="6"/>
             </w:tcBorders>
-            <w:shd w:fill="E7E6E6" w:val="clear"/>
+            <w:shd w:val="clear" w:fill="E7E6E6"/>
             <w:vAlign w:val="center"/>
           </w:tcPr>
           <w:p>
@@ -277,7 +277,7 @@
         </w:tc>
         <w:tc>
           <w:tcPr>
-            <w:tcW w:type="dxa" w:w="3120"/>
+            <w:tcW w:w="3120" w:type="dxa"/>
             <w:tcBorders>
               <w:top w:val="single" w:color="000000" w:sz="6"/>
               <w:left w:val="single" w:color="000000" w:sz="6"/>
@@ -321,7 +321,7 @@
     </w:p>
     <w:tbl>
       <w:tblPr>
-        <w:tblW w:type="auto" w:w="100"/>
+        <w:tblW w:w="100" w:type="auto"/>
         <w:tblBorders>
           <w:top w:val="single" w:color="auto" w:sz="4"/>
           <w:left w:val="single" w:color="auto" w:sz="4"/>
@@ -331,10 +331,10 @@
           <w:insideV w:val="single" w:color="auto" w:sz="4"/>
         </w:tblBorders>
         <w:tblCellMar>
-          <w:top w:type="dxa" w:w="100"/>
-          <w:left w:type="dxa" w:w="180"/>
-          <w:bottom w:type="dxa" w:w="100"/>
-          <w:right w:type="dxa" w:w="180"/>
+          <w:top w:w="100" w:type="dxa"/>
+          <w:left w:w="180" w:type="dxa"/>
+          <w:bottom w:w="100" w:type="dxa"/>
+          <w:right w:w="180" w:type="dxa"/>
         </w:tblCellMar>
       </w:tblPr>
       <w:tblGrid>
@@ -345,14 +345,14 @@
       <w:tr>
         <w:tc>
           <w:tcPr>
-            <w:tcW w:type="dxa" w:w="3120"/>
-            <w:tcBorders>
-              <w:top w:val="single" w:color="000000" w:sz="6"/>
-              <w:left w:val="single" w:color="000000" w:sz="6"/>
-              <w:bottom w:val="single" w:color="000000" w:sz="6"/>
-              <w:right w:val="single" w:color="000000" w:sz="6"/>
-            </w:tcBorders>
-            <w:shd w:fill="4472C4" w:val="clear"/>
+            <w:tcW w:w="3120" w:type="dxa"/>
+            <w:tcBorders>
+              <w:top w:val="single" w:color="000000" w:sz="6"/>
+              <w:left w:val="single" w:color="000000" w:sz="6"/>
+              <w:bottom w:val="single" w:color="000000" w:sz="6"/>
+              <w:right w:val="single" w:color="000000" w:sz="6"/>
+            </w:tcBorders>
+            <w:shd w:val="clear" w:fill="4472C4"/>
             <w:vAlign w:val="center"/>
           </w:tcPr>
           <w:p>
@@ -373,14 +373,14 @@
         </w:tc>
         <w:tc>
           <w:tcPr>
-            <w:tcW w:type="dxa" w:w="3120"/>
-            <w:tcBorders>
-              <w:top w:val="single" w:color="000000" w:sz="6"/>
-              <w:left w:val="single" w:color="000000" w:sz="6"/>
-              <w:bottom w:val="single" w:color="000000" w:sz="6"/>
-              <w:right w:val="single" w:color="000000" w:sz="6"/>
-            </w:tcBorders>
-            <w:shd w:fill="4472C4" w:val="clear"/>
+            <w:tcW w:w="3120" w:type="dxa"/>
+            <w:tcBorders>
+              <w:top w:val="single" w:color="000000" w:sz="6"/>
+              <w:left w:val="single" w:color="000000" w:sz="6"/>
+              <w:bottom w:val="single" w:color="000000" w:sz="6"/>
+              <w:right w:val="single" w:color="000000" w:sz="6"/>
+            </w:tcBorders>
+            <w:shd w:val="clear" w:fill="4472C4"/>
             <w:vAlign w:val="center"/>
           </w:tcPr>
           <w:p>
@@ -401,14 +401,14 @@
         </w:tc>
         <w:tc>
           <w:tcPr>
-            <w:tcW w:type="dxa" w:w="3120"/>
-            <w:tcBorders>
-              <w:top w:val="single" w:color="000000" w:sz="6"/>
-              <w:left w:val="single" w:color="000000" w:sz="6"/>
-              <w:bottom w:val="single" w:color="000000" w:sz="6"/>
-              <w:right w:val="single" w:color="000000" w:sz="6"/>
-            </w:tcBorders>
-            <w:shd w:fill="4472C4" w:val="clear"/>
+            <w:tcW w:w="3120" w:type="dxa"/>
+            <w:tcBorders>
+              <w:top w:val="single" w:color="000000" w:sz="6"/>
+              <w:left w:val="single" w:color="000000" w:sz="6"/>
+              <w:bottom w:val="single" w:color="000000" w:sz="6"/>
+              <w:right w:val="single" w:color="000000" w:sz="6"/>
+            </w:tcBorders>
+            <w:shd w:val="clear" w:fill="4472C4"/>
             <w:vAlign w:val="center"/>
           </w:tcPr>
           <w:p>
@@ -431,7 +431,7 @@
       <w:tr>
         <w:tc>
           <w:tcPr>
-            <w:tcW w:type="dxa" w:w="3120"/>
+            <w:tcW w:w="3120" w:type="dxa"/>
             <w:vMerge w:val="restart"/>
             <w:tcBorders>
               <w:top w:val="single" w:color="000000" w:sz="6"/>
@@ -439,7 +439,7 @@
               <w:bottom w:val="single" w:color="000000" w:sz="6"/>
               <w:right w:val="single" w:color="000000" w:sz="6"/>
             </w:tcBorders>
-            <w:shd w:fill="70AD47" w:val="clear"/>
+            <w:shd w:val="clear" w:fill="70AD47"/>
             <w:vAlign w:val="center"/>
           </w:tcPr>
           <w:p>
@@ -461,7 +461,7 @@
         </w:tc>
         <w:tc>
           <w:tcPr>
-            <w:tcW w:type="dxa" w:w="3120"/>
+            <w:tcW w:w="3120" w:type="dxa"/>
             <w:tcBorders>
               <w:top w:val="single" w:color="000000" w:sz="6"/>
               <w:left w:val="single" w:color="000000" w:sz="6"/>
@@ -485,7 +485,7 @@
         </w:tc>
         <w:tc>
           <w:tcPr>
-            <w:tcW w:type="dxa" w:w="3120"/>
+            <w:tcW w:w="3120" w:type="dxa"/>
             <w:tcBorders>
               <w:top w:val="single" w:color="000000" w:sz="6"/>
               <w:left w:val="single" w:color="000000" w:sz="6"/>
@@ -523,7 +523,7 @@
         </w:tc>
         <w:tc>
           <w:tcPr>
-            <w:tcW w:type="dxa" w:w="3120"/>
+            <w:tcW w:w="3120" w:type="dxa"/>
             <w:tcBorders>
               <w:top w:val="single" w:color="000000" w:sz="6"/>
               <w:left w:val="single" w:color="000000" w:sz="6"/>
@@ -547,7 +547,7 @@
         </w:tc>
         <w:tc>
           <w:tcPr>
-            <w:tcW w:type="dxa" w:w="3120"/>
+            <w:tcW w:w="3120" w:type="dxa"/>
             <w:tcBorders>
               <w:top w:val="single" w:color="000000" w:sz="6"/>
               <w:left w:val="single" w:color="000000" w:sz="6"/>
@@ -585,7 +585,7 @@
         </w:tc>
         <w:tc>
           <w:tcPr>
-            <w:tcW w:type="dxa" w:w="3120"/>
+            <w:tcW w:w="3120" w:type="dxa"/>
             <w:tcBorders>
               <w:top w:val="single" w:color="000000" w:sz="6"/>
               <w:left w:val="single" w:color="000000" w:sz="6"/>
@@ -609,7 +609,7 @@
         </w:tc>
         <w:tc>
           <w:tcPr>
-            <w:tcW w:type="dxa" w:w="3120"/>
+            <w:tcW w:w="3120" w:type="dxa"/>
             <w:tcBorders>
               <w:top w:val="single" w:color="000000" w:sz="6"/>
               <w:left w:val="single" w:color="000000" w:sz="6"/>
@@ -635,7 +635,7 @@
       <w:tr>
         <w:tc>
           <w:tcPr>
-            <w:tcW w:type="dxa" w:w="3120"/>
+            <w:tcW w:w="3120" w:type="dxa"/>
             <w:vMerge w:val="restart"/>
             <w:tcBorders>
               <w:top w:val="single" w:color="000000" w:sz="6"/>
@@ -643,7 +643,7 @@
               <w:bottom w:val="single" w:color="000000" w:sz="6"/>
               <w:right w:val="single" w:color="000000" w:sz="6"/>
             </w:tcBorders>
-            <w:shd w:fill="5B9BD5" w:val="clear"/>
+            <w:shd w:val="clear" w:fill="5B9BD5"/>
             <w:vAlign w:val="center"/>
           </w:tcPr>
           <w:p>
@@ -665,7 +665,7 @@
         </w:tc>
         <w:tc>
           <w:tcPr>
-            <w:tcW w:type="dxa" w:w="3120"/>
+            <w:tcW w:w="3120" w:type="dxa"/>
             <w:tcBorders>
               <w:top w:val="single" w:color="000000" w:sz="6"/>
               <w:left w:val="single" w:color="000000" w:sz="6"/>
@@ -689,7 +689,7 @@
         </w:tc>
         <w:tc>
           <w:tcPr>
-            <w:tcW w:type="dxa" w:w="3120"/>
+            <w:tcW w:w="3120" w:type="dxa"/>
             <w:tcBorders>
               <w:top w:val="single" w:color="000000" w:sz="6"/>
               <w:left w:val="single" w:color="000000" w:sz="6"/>
@@ -727,7 +727,7 @@
         </w:tc>
         <w:tc>
           <w:tcPr>
-            <w:tcW w:type="dxa" w:w="3120"/>
+            <w:tcW w:w="3120" w:type="dxa"/>
             <w:tcBorders>
               <w:top w:val="single" w:color="000000" w:sz="6"/>
               <w:left w:val="single" w:color="000000" w:sz="6"/>
@@ -751,7 +751,7 @@
         </w:tc>
         <w:tc>
           <w:tcPr>
-            <w:tcW w:type="dxa" w:w="3120"/>
+            <w:tcW w:w="3120" w:type="dxa"/>
             <w:tcBorders>
               <w:top w:val="single" w:color="000000" w:sz="6"/>
               <w:left w:val="single" w:color="000000" w:sz="6"/>
@@ -795,7 +795,7 @@
     </w:p>
     <w:tbl>
       <w:tblPr>
-        <w:tblW w:type="auto" w:w="100"/>
+        <w:tblW w:w="100" w:type="auto"/>
         <w:tblBorders>
           <w:top w:val="single" w:color="auto" w:sz="4"/>
           <w:left w:val="single" w:color="auto" w:sz="4"/>
@@ -805,10 +805,10 @@
           <w:insideV w:val="single" w:color="auto" w:sz="4"/>
         </w:tblBorders>
         <w:tblCellMar>
-          <w:top w:type="dxa" w:w="100"/>
-          <w:left w:type="dxa" w:w="180"/>
-          <w:bottom w:type="dxa" w:w="100"/>
-          <w:right w:type="dxa" w:w="180"/>
+          <w:top w:w="100" w:type="dxa"/>
+          <w:left w:w="180" w:type="dxa"/>
+          <w:bottom w:w="100" w:type="dxa"/>
+          <w:right w:w="180" w:type="dxa"/>
         </w:tblCellMar>
       </w:tblPr>
       <w:tblGrid>
@@ -820,7 +820,7 @@
       <w:tr>
         <w:tc>
           <w:tcPr>
-            <w:tcW w:type="dxa" w:w="9360"/>
+            <w:tcW w:w="9360" w:type="dxa"/>
             <w:gridSpan w:val="4"/>
             <w:tcBorders>
               <w:top w:val="single" w:color="000000" w:sz="6"/>
@@ -828,7 +828,7 @@
               <w:bottom w:val="single" w:color="000000" w:sz="6"/>
               <w:right w:val="single" w:color="000000" w:sz="6"/>
             </w:tcBorders>
-            <w:shd w:fill="44546A" w:val="clear"/>
+            <w:shd w:val="clear" w:fill="44546A"/>
           </w:tcPr>
           <w:p>
             <w:pPr>
@@ -850,14 +850,14 @@
       <w:tr>
         <w:tc>
           <w:tcPr>
-            <w:tcW w:type="dxa" w:w="2340"/>
-            <w:tcBorders>
-              <w:top w:val="single" w:color="000000" w:sz="6"/>
-              <w:left w:val="single" w:color="000000" w:sz="6"/>
-              <w:bottom w:val="single" w:color="000000" w:sz="6"/>
-              <w:right w:val="single" w:color="000000" w:sz="6"/>
-            </w:tcBorders>
-            <w:shd w:fill="4472C4" w:val="clear"/>
+            <w:tcW w:w="2340" w:type="dxa"/>
+            <w:tcBorders>
+              <w:top w:val="single" w:color="000000" w:sz="6"/>
+              <w:left w:val="single" w:color="000000" w:sz="6"/>
+              <w:bottom w:val="single" w:color="000000" w:sz="6"/>
+              <w:right w:val="single" w:color="000000" w:sz="6"/>
+            </w:tcBorders>
+            <w:shd w:val="clear" w:fill="4472C4"/>
             <w:vAlign w:val="center"/>
           </w:tcPr>
           <w:p>
@@ -878,14 +878,14 @@
         </w:tc>
         <w:tc>
           <w:tcPr>
-            <w:tcW w:type="dxa" w:w="2340"/>
-            <w:tcBorders>
-              <w:top w:val="single" w:color="000000" w:sz="6"/>
-              <w:left w:val="single" w:color="000000" w:sz="6"/>
-              <w:bottom w:val="single" w:color="000000" w:sz="6"/>
-              <w:right w:val="single" w:color="000000" w:sz="6"/>
-            </w:tcBorders>
-            <w:shd w:fill="4472C4" w:val="clear"/>
+            <w:tcW w:w="2340" w:type="dxa"/>
+            <w:tcBorders>
+              <w:top w:val="single" w:color="000000" w:sz="6"/>
+              <w:left w:val="single" w:color="000000" w:sz="6"/>
+              <w:bottom w:val="single" w:color="000000" w:sz="6"/>
+              <w:right w:val="single" w:color="000000" w:sz="6"/>
+            </w:tcBorders>
+            <w:shd w:val="clear" w:fill="4472C4"/>
             <w:vAlign w:val="center"/>
           </w:tcPr>
           <w:p>
@@ -906,14 +906,14 @@
         </w:tc>
         <w:tc>
           <w:tcPr>
-            <w:tcW w:type="dxa" w:w="2340"/>
-            <w:tcBorders>
-              <w:top w:val="single" w:color="000000" w:sz="6"/>
-              <w:left w:val="single" w:color="000000" w:sz="6"/>
-              <w:bottom w:val="single" w:color="000000" w:sz="6"/>
-              <w:right w:val="single" w:color="000000" w:sz="6"/>
-            </w:tcBorders>
-            <w:shd w:fill="4472C4" w:val="clear"/>
+            <w:tcW w:w="2340" w:type="dxa"/>
+            <w:tcBorders>
+              <w:top w:val="single" w:color="000000" w:sz="6"/>
+              <w:left w:val="single" w:color="000000" w:sz="6"/>
+              <w:bottom w:val="single" w:color="000000" w:sz="6"/>
+              <w:right w:val="single" w:color="000000" w:sz="6"/>
+            </w:tcBorders>
+            <w:shd w:val="clear" w:fill="4472C4"/>
             <w:vAlign w:val="center"/>
           </w:tcPr>
           <w:p>
@@ -934,14 +934,14 @@
         </w:tc>
         <w:tc>
           <w:tcPr>
-            <w:tcW w:type="dxa" w:w="2340"/>
-            <w:tcBorders>
-              <w:top w:val="single" w:color="000000" w:sz="6"/>
-              <w:left w:val="single" w:color="000000" w:sz="6"/>
-              <w:bottom w:val="single" w:color="000000" w:sz="6"/>
-              <w:right w:val="single" w:color="000000" w:sz="6"/>
-            </w:tcBorders>
-            <w:shd w:fill="4472C4" w:val="clear"/>
+            <w:tcW w:w="2340" w:type="dxa"/>
+            <w:tcBorders>
+              <w:top w:val="single" w:color="000000" w:sz="6"/>
+              <w:left w:val="single" w:color="000000" w:sz="6"/>
+              <w:bottom w:val="single" w:color="000000" w:sz="6"/>
+              <w:right w:val="single" w:color="000000" w:sz="6"/>
+            </w:tcBorders>
+            <w:shd w:val="clear" w:fill="4472C4"/>
             <w:vAlign w:val="center"/>
           </w:tcPr>
           <w:p>
@@ -964,7 +964,7 @@
       <w:tr>
         <w:tc>
           <w:tcPr>
-            <w:tcW w:type="dxa" w:w="2340"/>
+            <w:tcW w:w="2340" w:type="dxa"/>
             <w:tcBorders>
               <w:top w:val="single" w:color="000000" w:sz="6"/>
               <w:left w:val="single" w:color="000000" w:sz="6"/>
@@ -988,7 +988,7 @@
         </w:tc>
         <w:tc>
           <w:tcPr>
-            <w:tcW w:type="dxa" w:w="2340"/>
+            <w:tcW w:w="2340" w:type="dxa"/>
             <w:tcBorders>
               <w:top w:val="single" w:color="000000" w:sz="6"/>
               <w:left w:val="single" w:color="000000" w:sz="6"/>
@@ -998,7 +998,7 @@
           </w:tcPr>
           <w:tbl>
             <w:tblPr>
-              <w:tblW w:type="auto" w:w="100"/>
+              <w:tblW w:w="100" w:type="auto"/>
               <w:tblBorders>
                 <w:top w:val="single" w:color="auto" w:sz="4"/>
                 <w:left w:val="single" w:color="auto" w:sz="4"/>
@@ -1008,10 +1008,10 @@
                 <w:insideV w:val="single" w:color="auto" w:sz="4"/>
               </w:tblBorders>
               <w:tblCellMar>
-                <w:top w:type="dxa" w:w="50"/>
-                <w:left w:type="dxa" w:w="90"/>
-                <w:bottom w:type="dxa" w:w="50"/>
-                <w:right w:type="dxa" w:w="90"/>
+                <w:top w:w="50" w:type="dxa"/>
+                <w:left w:w="90" w:type="dxa"/>
+                <w:bottom w:w="50" w:type="dxa"/>
+                <w:right w:w="90" w:type="dxa"/>
               </w:tblCellMar>
             </w:tblPr>
             <w:tblGrid>
@@ -1021,14 +1021,14 @@
             <w:tr>
               <w:tc>
                 <w:tcPr>
-                  <w:tcW w:type="dxa" w:w="1170"/>
+                  <w:tcW w:w="1170" w:type="dxa"/>
                   <w:tcBorders>
                     <w:top w:val="single" w:color="666666" w:sz="3"/>
                     <w:left w:val="single" w:color="666666" w:sz="3"/>
                     <w:bottom w:val="single" w:color="666666" w:sz="3"/>
                     <w:right w:val="single" w:color="666666" w:sz="3"/>
                   </w:tcBorders>
-                  <w:shd w:fill="FFD966" w:val="clear"/>
+                  <w:shd w:val="clear" w:fill="FFD966"/>
                 </w:tcPr>
                 <w:p>
                   <w:pPr>
@@ -1047,14 +1047,14 @@
               </w:tc>
               <w:tc>
                 <w:tcPr>
-                  <w:tcW w:type="dxa" w:w="1170"/>
+                  <w:tcW w:w="1170" w:type="dxa"/>
                   <w:tcBorders>
                     <w:top w:val="single" w:color="666666" w:sz="3"/>
                     <w:left w:val="single" w:color="666666" w:sz="3"/>
                     <w:bottom w:val="single" w:color="666666" w:sz="3"/>
                     <w:right w:val="single" w:color="666666" w:sz="3"/>
                   </w:tcBorders>
-                  <w:shd w:fill="FFD966" w:val="clear"/>
+                  <w:shd w:val="clear" w:fill="FFD966"/>
                 </w:tcPr>
                 <w:p>
                   <w:pPr>
@@ -1075,7 +1075,7 @@
             <w:tr>
               <w:tc>
                 <w:tcPr>
-                  <w:tcW w:type="dxa" w:w="1170"/>
+                  <w:tcW w:w="1170" w:type="dxa"/>
                   <w:tcBorders>
                     <w:top w:val="single" w:color="666666" w:sz="3"/>
                     <w:left w:val="single" w:color="666666" w:sz="3"/>
@@ -1098,7 +1098,7 @@
               </w:tc>
               <w:tc>
                 <w:tcPr>
-                  <w:tcW w:type="dxa" w:w="1170"/>
+                  <w:tcW w:w="1170" w:type="dxa"/>
                   <w:tcBorders>
                     <w:top w:val="single" w:color="666666" w:sz="3"/>
                     <w:left w:val="single" w:color="666666" w:sz="3"/>
@@ -1125,7 +1125,7 @@
         </w:tc>
         <w:tc>
           <w:tcPr>
-            <w:tcW w:type="dxa" w:w="2340"/>
+            <w:tcW w:w="2340" w:type="dxa"/>
             <w:tcBorders>
               <w:top w:val="single" w:color="000000" w:sz="6"/>
               <w:left w:val="single" w:color="000000" w:sz="6"/>
@@ -1149,7 +1149,7 @@
         </w:tc>
         <w:tc>
           <w:tcPr>
-            <w:tcW w:type="dxa" w:w="2340"/>
+            <w:tcW w:w="2340" w:type="dxa"/>
             <w:tcBorders>
               <w:top w:val="single" w:color="000000" w:sz="6"/>
               <w:left w:val="single" w:color="000000" w:sz="6"/>
@@ -1193,7 +1193,7 @@
     </w:p>
     <w:tbl>
       <w:tblPr>
-        <w:tblW w:type="auto" w:w="100"/>
+        <w:tblW w:w="100" w:type="auto"/>
         <w:tblBorders>
           <w:top w:val="single" w:color="auto" w:sz="4"/>
           <w:left w:val="single" w:color="auto" w:sz="4"/>
@@ -1203,10 +1203,10 @@
           <w:insideV w:val="single" w:color="auto" w:sz="4"/>
         </w:tblBorders>
         <w:tblCellMar>
-          <w:top w:type="dxa" w:w="100"/>
-          <w:left w:type="dxa" w:w="180"/>
-          <w:bottom w:type="dxa" w:w="100"/>
-          <w:right w:type="dxa" w:w="180"/>
+          <w:top w:w="100" w:type="dxa"/>
+          <w:left w:w="180" w:type="dxa"/>
+          <w:bottom w:w="100" w:type="dxa"/>
+          <w:right w:w="180" w:type="dxa"/>
         </w:tblCellMar>
       </w:tblPr>
       <w:tblGrid>
@@ -1219,7 +1219,7 @@
       <w:tr>
         <w:tc>
           <w:tcPr>
-            <w:tcW w:type="dxa" w:w="3744"/>
+            <w:tcW w:w="3744" w:type="dxa"/>
             <w:gridSpan w:val="2"/>
             <w:vMerge w:val="restart"/>
             <w:tcBorders>
@@ -1228,7 +1228,7 @@
               <w:bottom w:val="single" w:color="000000" w:sz="6"/>
               <w:right w:val="single" w:color="000000" w:sz="6"/>
             </w:tcBorders>
-            <w:shd w:fill="C65911" w:val="clear"/>
+            <w:shd w:val="clear" w:fill="C65911"/>
             <w:vAlign w:val="center"/>
           </w:tcPr>
           <w:p>
@@ -1250,14 +1250,14 @@
         </w:tc>
         <w:tc>
           <w:tcPr>
-            <w:tcW w:type="dxa" w:w="1872"/>
-            <w:tcBorders>
-              <w:top w:val="single" w:color="000000" w:sz="6"/>
-              <w:left w:val="single" w:color="000000" w:sz="6"/>
-              <w:bottom w:val="single" w:color="000000" w:sz="6"/>
-              <w:right w:val="single" w:color="000000" w:sz="6"/>
-            </w:tcBorders>
-            <w:shd w:fill="4472C4" w:val="clear"/>
+            <w:tcW w:w="1872" w:type="dxa"/>
+            <w:tcBorders>
+              <w:top w:val="single" w:color="000000" w:sz="6"/>
+              <w:left w:val="single" w:color="000000" w:sz="6"/>
+              <w:bottom w:val="single" w:color="000000" w:sz="6"/>
+              <w:right w:val="single" w:color="000000" w:sz="6"/>
+            </w:tcBorders>
+            <w:shd w:val="clear" w:fill="4472C4"/>
             <w:vAlign w:val="center"/>
           </w:tcPr>
           <w:p>
@@ -1278,14 +1278,14 @@
         </w:tc>
         <w:tc>
           <w:tcPr>
-            <w:tcW w:type="dxa" w:w="1872"/>
-            <w:tcBorders>
-              <w:top w:val="single" w:color="000000" w:sz="6"/>
-              <w:left w:val="single" w:color="000000" w:sz="6"/>
-              <w:bottom w:val="single" w:color="000000" w:sz="6"/>
-              <w:right w:val="single" w:color="000000" w:sz="6"/>
-            </w:tcBorders>
-            <w:shd w:fill="4472C4" w:val="clear"/>
+            <w:tcW w:w="1872" w:type="dxa"/>
+            <w:tcBorders>
+              <w:top w:val="single" w:color="000000" w:sz="6"/>
+              <w:left w:val="single" w:color="000000" w:sz="6"/>
+              <w:bottom w:val="single" w:color="000000" w:sz="6"/>
+              <w:right w:val="single" w:color="000000" w:sz="6"/>
+            </w:tcBorders>
+            <w:shd w:val="clear" w:fill="4472C4"/>
             <w:vAlign w:val="center"/>
           </w:tcPr>
           <w:p>
@@ -1306,14 +1306,14 @@
         </w:tc>
         <w:tc>
           <w:tcPr>
-            <w:tcW w:type="dxa" w:w="1872"/>
-            <w:tcBorders>
-              <w:top w:val="single" w:color="000000" w:sz="6"/>
-              <w:left w:val="single" w:color="000000" w:sz="6"/>
-              <w:bottom w:val="single" w:color="000000" w:sz="6"/>
-              <w:right w:val="single" w:color="000000" w:sz="6"/>
-            </w:tcBorders>
-            <w:shd w:fill="4472C4" w:val="clear"/>
+            <w:tcW w:w="1872" w:type="dxa"/>
+            <w:tcBorders>
+              <w:top w:val="single" w:color="000000" w:sz="6"/>
+              <w:left w:val="single" w:color="000000" w:sz="6"/>
+              <w:bottom w:val="single" w:color="000000" w:sz="6"/>
+              <w:right w:val="single" w:color="000000" w:sz="6"/>
+            </w:tcBorders>
+            <w:shd w:val="clear" w:fill="4472C4"/>
             <w:vAlign w:val="center"/>
           </w:tcPr>
           <w:p>
@@ -1349,7 +1349,7 @@
         </w:tc>
         <w:tc>
           <w:tcPr>
-            <w:tcW w:type="dxa" w:w="1872"/>
+            <w:tcW w:w="1872" w:type="dxa"/>
             <w:tcBorders>
               <w:top w:val="single" w:color="000000" w:sz="6"/>
               <w:left w:val="single" w:color="000000" w:sz="6"/>
@@ -1373,7 +1373,7 @@
         </w:tc>
         <w:tc>
           <w:tcPr>
-            <w:tcW w:type="dxa" w:w="3744"/>
+            <w:tcW w:w="3744" w:type="dxa"/>
             <w:gridSpan w:val="2"/>
             <w:tcBorders>
               <w:top w:val="single" w:color="000000" w:sz="6"/>
@@ -1381,7 +1381,7 @@
               <w:bottom w:val="single" w:color="000000" w:sz="6"/>
               <w:right w:val="single" w:color="000000" w:sz="6"/>
             </w:tcBorders>
-            <w:shd w:fill="F4B084" w:val="clear"/>
+            <w:shd w:val="clear" w:fill="F4B084"/>
           </w:tcPr>
           <w:p>
             <w:pPr>
@@ -1402,7 +1402,7 @@
       <w:tr>
         <w:tc>
           <w:tcPr>
-            <w:tcW w:type="dxa" w:w="1872"/>
+            <w:tcW w:w="1872" w:type="dxa"/>
             <w:tcBorders>
               <w:top w:val="single" w:color="000000" w:sz="6"/>
               <w:left w:val="single" w:color="000000" w:sz="6"/>
@@ -1426,7 +1426,7 @@
         </w:tc>
         <w:tc>
           <w:tcPr>
-            <w:tcW w:type="dxa" w:w="1872"/>
+            <w:tcW w:w="1872" w:type="dxa"/>
             <w:tcBorders>
               <w:top w:val="single" w:color="000000" w:sz="6"/>
               <w:left w:val="single" w:color="000000" w:sz="6"/>
@@ -1450,7 +1450,7 @@
         </w:tc>
         <w:tc>
           <w:tcPr>
-            <w:tcW w:type="dxa" w:w="1872"/>
+            <w:tcW w:w="1872" w:type="dxa"/>
             <w:tcBorders>
               <w:top w:val="single" w:color="000000" w:sz="6"/>
               <w:left w:val="single" w:color="000000" w:sz="6"/>
@@ -1474,7 +1474,7 @@
         </w:tc>
         <w:tc>
           <w:tcPr>
-            <w:tcW w:type="dxa" w:w="1872"/>
+            <w:tcW w:w="1872" w:type="dxa"/>
             <w:vMerge w:val="restart"/>
             <w:tcBorders>
               <w:top w:val="single" w:color="000000" w:sz="6"/>
@@ -1482,7 +1482,7 @@
               <w:bottom w:val="single" w:color="000000" w:sz="6"/>
               <w:right w:val="single" w:color="000000" w:sz="6"/>
             </w:tcBorders>
-            <w:shd w:fill="A9D08E" w:val="clear"/>
+            <w:shd w:val="clear" w:fill="A9D08E"/>
             <w:vAlign w:val="center"/>
           </w:tcPr>
           <w:p>
@@ -1503,7 +1503,7 @@
         </w:tc>
         <w:tc>
           <w:tcPr>
-            <w:tcW w:type="dxa" w:w="1872"/>
+            <w:tcW w:w="1872" w:type="dxa"/>
             <w:tcBorders>
               <w:top w:val="single" w:color="000000" w:sz="6"/>
               <w:left w:val="single" w:color="000000" w:sz="6"/>
@@ -1529,7 +1529,7 @@
       <w:tr>
         <w:tc>
           <w:tcPr>
-            <w:tcW w:type="dxa" w:w="5616"/>
+            <w:tcW w:w="5616" w:type="dxa"/>
             <w:gridSpan w:val="3"/>
             <w:tcBorders>
               <w:top w:val="single" w:color="000000" w:sz="6"/>
@@ -1537,7 +1537,7 @@
               <w:bottom w:val="single" w:color="000000" w:sz="6"/>
               <w:right w:val="single" w:color="000000" w:sz="6"/>
             </w:tcBorders>
-            <w:shd w:fill="D9E1F2" w:val="clear"/>
+            <w:shd w:val="clear" w:fill="D9E1F2"/>
           </w:tcPr>
           <w:p>
             <w:pPr>
@@ -1568,7 +1568,7 @@
         </w:tc>
         <w:tc>
           <w:tcPr>
-            <w:tcW w:type="dxa" w:w="1872"/>
+            <w:tcW w:w="1872" w:type="dxa"/>
             <w:tcBorders>
               <w:top w:val="single" w:color="000000" w:sz="6"/>
               <w:left w:val="single" w:color="000000" w:sz="6"/>
@@ -1612,7 +1612,7 @@
     </w:p>
     <w:tbl>
       <w:tblPr>
-        <w:tblW w:type="auto" w:w="100"/>
+        <w:tblW w:w="100" w:type="auto"/>
         <w:tblBorders>
           <w:top w:val="single" w:color="auto" w:sz="4"/>
           <w:left w:val="single" w:color="auto" w:sz="4"/>
@@ -1622,10 +1622,10 @@
           <w:insideV w:val="single" w:color="auto" w:sz="4"/>
         </w:tblBorders>
         <w:tblCellMar>
-          <w:top w:type="dxa" w:w="80"/>
-          <w:left w:type="dxa" w:w="120"/>
-          <w:bottom w:type="dxa" w:w="80"/>
-          <w:right w:type="dxa" w:w="120"/>
+          <w:top w:w="80" w:type="dxa"/>
+          <w:left w:w="120" w:type="dxa"/>
+          <w:bottom w:w="80" w:type="dxa"/>
+          <w:right w:w="120" w:type="dxa"/>
         </w:tblCellMar>
       </w:tblPr>
       <w:tblGrid>
@@ -1640,7 +1640,7 @@
       <w:tr>
         <w:tc>
           <w:tcPr>
-            <w:tcW w:type="dxa" w:w="9359"/>
+            <w:tcW w:w="9359" w:type="dxa"/>
             <w:gridSpan w:val="7"/>
             <w:tcBorders>
               <w:top w:val="single" w:color="000000" w:sz="6"/>
@@ -1648,7 +1648,7 @@
               <w:bottom w:val="single" w:color="000000" w:sz="6"/>
               <w:right w:val="single" w:color="000000" w:sz="6"/>
             </w:tcBorders>
-            <w:shd w:fill="8FAADC" w:val="clear"/>
+            <w:shd w:val="clear" w:fill="8FAADC"/>
           </w:tcPr>
           <w:p>
             <w:pPr>
@@ -1670,14 +1670,14 @@
       <w:tr>
         <w:tc>
           <w:tcPr>
-            <w:tcW w:type="dxa" w:w="1337"/>
-            <w:tcBorders>
-              <w:top w:val="single" w:color="000000" w:sz="6"/>
-              <w:left w:val="single" w:color="000000" w:sz="6"/>
-              <w:bottom w:val="single" w:color="000000" w:sz="6"/>
-              <w:right w:val="single" w:color="000000" w:sz="6"/>
-            </w:tcBorders>
-            <w:shd w:fill="4472C4" w:val="clear"/>
+            <w:tcW w:w="1337" w:type="dxa"/>
+            <w:tcBorders>
+              <w:top w:val="single" w:color="000000" w:sz="6"/>
+              <w:left w:val="single" w:color="000000" w:sz="6"/>
+              <w:bottom w:val="single" w:color="000000" w:sz="6"/>
+              <w:right w:val="single" w:color="000000" w:sz="6"/>
+            </w:tcBorders>
+            <w:shd w:val="clear" w:fill="4472C4"/>
             <w:vAlign w:val="center"/>
           </w:tcPr>
           <w:p>
@@ -1698,14 +1698,14 @@
         </w:tc>
         <w:tc>
           <w:tcPr>
-            <w:tcW w:type="dxa" w:w="1337"/>
-            <w:tcBorders>
-              <w:top w:val="single" w:color="000000" w:sz="6"/>
-              <w:left w:val="single" w:color="000000" w:sz="6"/>
-              <w:bottom w:val="single" w:color="000000" w:sz="6"/>
-              <w:right w:val="single" w:color="000000" w:sz="6"/>
-            </w:tcBorders>
-            <w:shd w:fill="4472C4" w:val="clear"/>
+            <w:tcW w:w="1337" w:type="dxa"/>
+            <w:tcBorders>
+              <w:top w:val="single" w:color="000000" w:sz="6"/>
+              <w:left w:val="single" w:color="000000" w:sz="6"/>
+              <w:bottom w:val="single" w:color="000000" w:sz="6"/>
+              <w:right w:val="single" w:color="000000" w:sz="6"/>
+            </w:tcBorders>
+            <w:shd w:val="clear" w:fill="4472C4"/>
             <w:vAlign w:val="center"/>
           </w:tcPr>
           <w:p>
@@ -1726,14 +1726,14 @@
         </w:tc>
         <w:tc>
           <w:tcPr>
-            <w:tcW w:type="dxa" w:w="1337"/>
-            <w:tcBorders>
-              <w:top w:val="single" w:color="000000" w:sz="6"/>
-              <w:left w:val="single" w:color="000000" w:sz="6"/>
-              <w:bottom w:val="single" w:color="000000" w:sz="6"/>
-              <w:right w:val="single" w:color="000000" w:sz="6"/>
-            </w:tcBorders>
-            <w:shd w:fill="4472C4" w:val="clear"/>
+            <w:tcW w:w="1337" w:type="dxa"/>
+            <w:tcBorders>
+              <w:top w:val="single" w:color="000000" w:sz="6"/>
+              <w:left w:val="single" w:color="000000" w:sz="6"/>
+              <w:bottom w:val="single" w:color="000000" w:sz="6"/>
+              <w:right w:val="single" w:color="000000" w:sz="6"/>
+            </w:tcBorders>
+            <w:shd w:val="clear" w:fill="4472C4"/>
             <w:vAlign w:val="center"/>
           </w:tcPr>
           <w:p>
@@ -1754,14 +1754,14 @@
         </w:tc>
         <w:tc>
           <w:tcPr>
-            <w:tcW w:type="dxa" w:w="1337"/>
-            <w:tcBorders>
-              <w:top w:val="single" w:color="000000" w:sz="6"/>
-              <w:left w:val="single" w:color="000000" w:sz="6"/>
-              <w:bottom w:val="single" w:color="000000" w:sz="6"/>
-              <w:right w:val="single" w:color="000000" w:sz="6"/>
-            </w:tcBorders>
-            <w:shd w:fill="4472C4" w:val="clear"/>
+            <w:tcW w:w="1337" w:type="dxa"/>
+            <w:tcBorders>
+              <w:top w:val="single" w:color="000000" w:sz="6"/>
+              <w:left w:val="single" w:color="000000" w:sz="6"/>
+              <w:bottom w:val="single" w:color="000000" w:sz="6"/>
+              <w:right w:val="single" w:color="000000" w:sz="6"/>
+            </w:tcBorders>
+            <w:shd w:val="clear" w:fill="4472C4"/>
             <w:vAlign w:val="center"/>
           </w:tcPr>
           <w:p>
@@ -1782,14 +1782,14 @@
         </w:tc>
         <w:tc>
           <w:tcPr>
-            <w:tcW w:type="dxa" w:w="1337"/>
-            <w:tcBorders>
-              <w:top w:val="single" w:color="000000" w:sz="6"/>
-              <w:left w:val="single" w:color="000000" w:sz="6"/>
-              <w:bottom w:val="single" w:color="000000" w:sz="6"/>
-              <w:right w:val="single" w:color="000000" w:sz="6"/>
-            </w:tcBorders>
-            <w:shd w:fill="4472C4" w:val="clear"/>
+            <w:tcW w:w="1337" w:type="dxa"/>
+            <w:tcBorders>
+              <w:top w:val="single" w:color="000000" w:sz="6"/>
+              <w:left w:val="single" w:color="000000" w:sz="6"/>
+              <w:bottom w:val="single" w:color="000000" w:sz="6"/>
+              <w:right w:val="single" w:color="000000" w:sz="6"/>
+            </w:tcBorders>
+            <w:shd w:val="clear" w:fill="4472C4"/>
             <w:vAlign w:val="center"/>
           </w:tcPr>
           <w:p>
@@ -1810,14 +1810,14 @@
         </w:tc>
         <w:tc>
           <w:tcPr>
-            <w:tcW w:type="dxa" w:w="1337"/>
-            <w:tcBorders>
-              <w:top w:val="single" w:color="000000" w:sz="6"/>
-              <w:left w:val="single" w:color="000000" w:sz="6"/>
-              <w:bottom w:val="single" w:color="000000" w:sz="6"/>
-              <w:right w:val="single" w:color="000000" w:sz="6"/>
-            </w:tcBorders>
-            <w:shd w:fill="4472C4" w:val="clear"/>
+            <w:tcW w:w="1337" w:type="dxa"/>
+            <w:tcBorders>
+              <w:top w:val="single" w:color="000000" w:sz="6"/>
+              <w:left w:val="single" w:color="000000" w:sz="6"/>
+              <w:bottom w:val="single" w:color="000000" w:sz="6"/>
+              <w:right w:val="single" w:color="000000" w:sz="6"/>
+            </w:tcBorders>
+            <w:shd w:val="clear" w:fill="4472C4"/>
             <w:vAlign w:val="center"/>
           </w:tcPr>
           <w:p>
@@ -1838,14 +1838,14 @@
         </w:tc>
         <w:tc>
           <w:tcPr>
-            <w:tcW w:type="dxa" w:w="1337"/>
-            <w:tcBorders>
-              <w:top w:val="single" w:color="000000" w:sz="6"/>
-              <w:left w:val="single" w:color="000000" w:sz="6"/>
-              <w:bottom w:val="single" w:color="000000" w:sz="6"/>
-              <w:right w:val="single" w:color="000000" w:sz="6"/>
-            </w:tcBorders>
-            <w:shd w:fill="4472C4" w:val="clear"/>
+            <w:tcW w:w="1337" w:type="dxa"/>
+            <w:tcBorders>
+              <w:top w:val="single" w:color="000000" w:sz="6"/>
+              <w:left w:val="single" w:color="000000" w:sz="6"/>
+              <w:bottom w:val="single" w:color="000000" w:sz="6"/>
+              <w:right w:val="single" w:color="000000" w:sz="6"/>
+            </w:tcBorders>
+            <w:shd w:val="clear" w:fill="4472C4"/>
             <w:vAlign w:val="center"/>
           </w:tcPr>
           <w:p>
@@ -1868,7 +1868,7 @@
       <w:tr>
         <w:tc>
           <w:tcPr>
-            <w:tcW w:type="dxa" w:w="4011"/>
+            <w:tcW w:w="4011" w:type="dxa"/>
             <w:gridSpan w:val="3"/>
             <w:tcBorders>
               <w:top w:val="single" w:color="000000" w:sz="6"/>
@@ -1876,7 +1876,7 @@
               <w:bottom w:val="single" w:color="000000" w:sz="6"/>
               <w:right w:val="single" w:color="000000" w:sz="6"/>
             </w:tcBorders>
-            <w:shd w:fill="F2F2F2" w:val="clear"/>
+            <w:shd w:val="clear" w:fill="F2F2F2"/>
           </w:tcPr>
           <w:p>
             <w:pPr>
@@ -1896,7 +1896,7 @@
         </w:tc>
         <w:tc>
           <w:tcPr>
-            <w:tcW w:type="dxa" w:w="1337"/>
+            <w:tcW w:w="1337" w:type="dxa"/>
             <w:tcBorders>
               <w:top w:val="single" w:color="000000" w:sz="6"/>
               <w:left w:val="single" w:color="000000" w:sz="6"/>
@@ -1920,7 +1920,7 @@
         </w:tc>
         <w:tc>
           <w:tcPr>
-            <w:tcW w:type="dxa" w:w="1337"/>
+            <w:tcW w:w="1337" w:type="dxa"/>
             <w:tcBorders>
               <w:top w:val="single" w:color="000000" w:sz="6"/>
               <w:left w:val="single" w:color="000000" w:sz="6"/>
@@ -1944,7 +1944,7 @@
         </w:tc>
         <w:tc>
           <w:tcPr>
-            <w:tcW w:type="dxa" w:w="1337"/>
+            <w:tcW w:w="1337" w:type="dxa"/>
             <w:tcBorders>
               <w:top w:val="single" w:color="000000" w:sz="6"/>
               <w:left w:val="single" w:color="000000" w:sz="6"/>
@@ -1968,7 +1968,7 @@
         </w:tc>
         <w:tc>
           <w:tcPr>
-            <w:tcW w:type="dxa" w:w="1337"/>
+            <w:tcW w:w="1337" w:type="dxa"/>
             <w:tcBorders>
               <w:top w:val="single" w:color="000000" w:sz="6"/>
               <w:left w:val="single" w:color="000000" w:sz="6"/>
@@ -1994,7 +1994,7 @@
       <w:tr>
         <w:tc>
           <w:tcPr>
-            <w:tcW w:type="dxa" w:w="1337"/>
+            <w:tcW w:w="1337" w:type="dxa"/>
             <w:tcBorders>
               <w:top w:val="single" w:color="000000" w:sz="6"/>
               <w:left w:val="single" w:color="000000" w:sz="6"/>
@@ -2018,7 +2018,7 @@
         </w:tc>
         <w:tc>
           <w:tcPr>
-            <w:tcW w:type="dxa" w:w="1337"/>
+            <w:tcW w:w="1337" w:type="dxa"/>
             <w:tcBorders>
               <w:top w:val="single" w:color="000000" w:sz="6"/>
               <w:left w:val="single" w:color="000000" w:sz="6"/>
@@ -2042,7 +2042,7 @@
         </w:tc>
         <w:tc>
           <w:tcPr>
-            <w:tcW w:type="dxa" w:w="1337"/>
+            <w:tcW w:w="1337" w:type="dxa"/>
             <w:tcBorders>
               <w:top w:val="single" w:color="000000" w:sz="6"/>
               <w:left w:val="single" w:color="000000" w:sz="6"/>
@@ -2066,7 +2066,7 @@
         </w:tc>
         <w:tc>
           <w:tcPr>
-            <w:tcW w:type="dxa" w:w="1337"/>
+            <w:tcW w:w="1337" w:type="dxa"/>
             <w:tcBorders>
               <w:top w:val="single" w:color="000000" w:sz="6"/>
               <w:left w:val="single" w:color="000000" w:sz="6"/>
@@ -2090,7 +2090,7 @@
         </w:tc>
         <w:tc>
           <w:tcPr>
-            <w:tcW w:type="dxa" w:w="1337"/>
+            <w:tcW w:w="1337" w:type="dxa"/>
             <w:tcBorders>
               <w:top w:val="single" w:color="000000" w:sz="6"/>
               <w:left w:val="single" w:color="000000" w:sz="6"/>
@@ -2114,7 +2114,7 @@
         </w:tc>
         <w:tc>
           <w:tcPr>
-            <w:tcW w:type="dxa" w:w="1337"/>
+            <w:tcW w:w="1337" w:type="dxa"/>
             <w:tcBorders>
               <w:top w:val="single" w:color="000000" w:sz="6"/>
               <w:left w:val="single" w:color="000000" w:sz="6"/>
@@ -2138,7 +2138,7 @@
         </w:tc>
         <w:tc>
           <w:tcPr>
-            <w:tcW w:type="dxa" w:w="1337"/>
+            <w:tcW w:w="1337" w:type="dxa"/>
             <w:tcBorders>
               <w:top w:val="single" w:color="000000" w:sz="6"/>
               <w:left w:val="single" w:color="000000" w:sz="6"/>
@@ -2164,7 +2164,7 @@
       <w:tr>
         <w:tc>
           <w:tcPr>
-            <w:tcW w:type="dxa" w:w="1337"/>
+            <w:tcW w:w="1337" w:type="dxa"/>
             <w:tcBorders>
               <w:top w:val="single" w:color="000000" w:sz="6"/>
               <w:left w:val="single" w:color="000000" w:sz="6"/>
@@ -2188,7 +2188,7 @@
         </w:tc>
         <w:tc>
           <w:tcPr>
-            <w:tcW w:type="dxa" w:w="1337"/>
+            <w:tcW w:w="1337" w:type="dxa"/>
             <w:tcBorders>
               <w:top w:val="single" w:color="000000" w:sz="6"/>
               <w:left w:val="single" w:color="000000" w:sz="6"/>
@@ -2212,7 +2212,7 @@
         </w:tc>
         <w:tc>
           <w:tcPr>
-            <w:tcW w:type="dxa" w:w="1337"/>
+            <w:tcW w:w="1337" w:type="dxa"/>
             <w:tcBorders>
               <w:top w:val="single" w:color="000000" w:sz="6"/>
               <w:left w:val="single" w:color="000000" w:sz="6"/>
@@ -2236,7 +2236,7 @@
         </w:tc>
         <w:tc>
           <w:tcPr>
-            <w:tcW w:type="dxa" w:w="2674"/>
+            <w:tcW w:w="2674" w:type="dxa"/>
             <w:gridSpan w:val="2"/>
             <w:tcBorders>
               <w:top w:val="single" w:color="000000" w:sz="6"/>
@@ -2244,7 +2244,7 @@
               <w:bottom w:val="single" w:color="000000" w:sz="6"/>
               <w:right w:val="single" w:color="000000" w:sz="6"/>
             </w:tcBorders>
-            <w:shd w:fill="FFF2CC" w:val="clear"/>
+            <w:shd w:val="clear" w:fill="FFF2CC"/>
           </w:tcPr>
           <w:p>
             <w:pPr>
@@ -2264,7 +2264,7 @@
         </w:tc>
         <w:tc>
           <w:tcPr>
-            <w:tcW w:type="dxa" w:w="1337"/>
+            <w:tcW w:w="1337" w:type="dxa"/>
             <w:tcBorders>
               <w:top w:val="single" w:color="000000" w:sz="6"/>
               <w:left w:val="single" w:color="000000" w:sz="6"/>
@@ -2288,7 +2288,7 @@
         </w:tc>
         <w:tc>
           <w:tcPr>
-            <w:tcW w:type="dxa" w:w="1337"/>
+            <w:tcW w:w="1337" w:type="dxa"/>
             <w:tcBorders>
               <w:top w:val="single" w:color="000000" w:sz="6"/>
               <w:left w:val="single" w:color="000000" w:sz="6"/>
